--- a/klagomål/A 11261-2026 FSC-klagomål.docx
+++ b/klagomål/A 11261-2026 FSC-klagomål.docx
@@ -168,7 +168,7 @@
     </w:p>
     <w:p>
       <w:r>
-        <w:t>Detta dokument behandlar höga naturvärden i avverkningsanmälan A 11261-2026 i Gagnefs kommun. Denna avverkningsanmälan inkom 2026-02-27 13:24:20 och omfattar 1,5 ha.</w:t>
+        <w:t>Detta dokument behandlar höga naturvärden i avverkningsanmälan A 11261-2026 i Gagnefs kommun. Denna avverkningsanmälan inkom 2026-02-27 00:00:00 och omfattar 1,5 ha.</w:t>
       </w:r>
     </w:p>
     <w:p>
@@ -1026,7 +1026,7 @@
     <w:r>
       <w:tab/>
       <w:tab/>
-      <w:t>2026-03-13</w:t>
+      <w:t>2026-03-16</w:t>
       <w:br/>
       <w:br/>
     </w:r>

--- a/klagomål/A 11261-2026 FSC-klagomål.docx
+++ b/klagomål/A 11261-2026 FSC-klagomål.docx
@@ -1026,7 +1026,7 @@
     <w:r>
       <w:tab/>
       <w:tab/>
-      <w:t>2026-03-16</w:t>
+      <w:t>2026-03-17</w:t>
       <w:br/>
       <w:br/>
     </w:r>
